--- a/COMPOENTES_METODOLOGICOS/GEOREFERENCIACION/recoleccion de informacion.docx
+++ b/COMPOENTES_METODOLOGICOS/GEOREFERENCIACION/recoleccion de informacion.docx
@@ -17,28 +17,127 @@
         <w:t xml:space="preserve">La </w:t>
       </w:r>
       <w:r>
+        <w:t>georreferenciación</w:t>
+      </w:r>
+      <w:r>
+        <w:t xml:space="preserve"> es el proceso de asignar coordenadas geográficas exactas (como latitud y longitud) a un objeto, una imagen o un dato espacial dentro de un sistema de referencia terrestre.</w:t>
+      </w:r>
+    </w:p>
+    <w:p>
+      <w:r>
+        <w:t xml:space="preserve">En palabras sencillas: </w:t>
+      </w:r>
+      <w:r>
+        <w:t>es decirle a una computadora exactamente qué lugar del planeta ocupa una información digital.</w:t>
+      </w:r>
+    </w:p>
+    <w:p/>
+    <w:p>
+      <w:r>
+        <w:t>¿COMO FUNCIONA?</w:t>
+      </w:r>
+    </w:p>
+    <w:p>
+      <w:r>
+        <w:t>En este proceso de asignar una ubicación espacial exacta a un elemento esta se pude asignar mediante fotos , un mapa , un predio o con datos estadísticos, el cual se vincula a un sistema de coordenadas terrestres , esto quiere decir que lo que hace es darle a cualquier dato objeto o cosa su dirección en el mundo real .</w:t>
+      </w:r>
+    </w:p>
+    <w:p/>
+    <w:p>
+      <w:r>
+        <w:t xml:space="preserve">Este proceso es realizado mediante varios componentes técnicos y también matemáticos lo cuales son: </w:t>
+      </w:r>
+    </w:p>
+    <w:p>
+      <w:r>
+        <w:t xml:space="preserve">SISTEMAS DE COORDENADAS: Es mediante una red de líneas imaginarias para lograr ubicar putos en la tierra los mas comunes suelen ser: </w:t>
+      </w:r>
+    </w:p>
+    <w:p/>
+    <w:p>
+      <w:pPr>
+        <w:pStyle w:val="Prrafodelista"/>
+        <w:numPr>
+          <w:ilvl w:val="0"/>
+          <w:numId w:val="1"/>
+        </w:numPr>
+      </w:pPr>
+      <w:r>
+        <w:t>Geográficas</w:t>
+      </w:r>
+      <w:r>
         <w:rPr>
           <w:b/>
           <w:bCs/>
         </w:rPr>
-        <w:t>georreferenciación</w:t>
-      </w:r>
-      <w:r>
-        <w:t xml:space="preserve"> es el proceso de asignar coordenadas geográficas exactas (como latitud y longitud) a un objeto, una imagen o un dato espacial dentro de un sistema de referencia terrestre.</w:t>
+        <w:t>:</w:t>
+      </w:r>
+      <w:r>
+        <w:t xml:space="preserve"> Usan latitud y longitud (expresadas en grados, como el estándar WGS84).</w:t>
       </w:r>
     </w:p>
     <w:p>
-      <w:r>
-        <w:t xml:space="preserve">En palabras sencillas: </w:t>
+      <w:pPr>
+        <w:pStyle w:val="Prrafodelista"/>
+        <w:numPr>
+          <w:ilvl w:val="0"/>
+          <w:numId w:val="1"/>
+        </w:numPr>
+      </w:pPr>
+      <w:r>
+        <w:t>Proyectadas</w:t>
       </w:r>
       <w:r>
         <w:rPr>
           <w:b/>
           <w:bCs/>
         </w:rPr>
-        <w:t>es decirle a una computadora exactamente qué lugar del planeta ocupa una información digital.</w:t>
+        <w:t xml:space="preserve"> (</w:t>
+      </w:r>
+      <w:r>
+        <w:t>UTM</w:t>
+      </w:r>
+      <w:r>
+        <w:rPr>
+          <w:b/>
+          <w:bCs/>
+        </w:rPr>
+        <w:t>):</w:t>
+      </w:r>
+      <w:r>
+        <w:t xml:space="preserve"> Convierten la superficie curva de la Tierra en un plano matemático, midiendo distancias en metros (Norte y Este)</w:t>
       </w:r>
     </w:p>
+    <w:p>
+      <w:r>
+        <w:t xml:space="preserve">PUNTOS DE CONTROL: Con una imagen o un plano sin ubicación , el software toma puntos de referencia visibles y los vincula con las coordenadas reales en el terreno </w:t>
+      </w:r>
+    </w:p>
+    <w:p/>
+    <w:p>
+      <w:r>
+        <w:t>HAR</w:t>
+      </w:r>
+      <w:r>
+        <w:t>D</w:t>
+      </w:r>
+      <w:r>
+        <w:t xml:space="preserve">WARE Y SOFTWARE: </w:t>
+      </w:r>
+      <w:r>
+        <w:t xml:space="preserve"> Estos son aquellos que utilizan receptores tales como GPS O GNSS lo </w:t>
+      </w:r>
+      <w:proofErr w:type="spellStart"/>
+      <w:r>
+        <w:t>qe</w:t>
+      </w:r>
+      <w:proofErr w:type="spellEnd"/>
+      <w:r>
+        <w:t xml:space="preserve"> ayuda a capturar las coordenadas exactas en el campo y luego con programas que tengan sistema de información geográfica procesan esta información </w:t>
+      </w:r>
+    </w:p>
+    <w:p/>
+    <w:p/>
     <w:p/>
     <w:sectPr>
       <w:pgSz w:w="12240" w:h="15840"/>
@@ -48,6 +147,126 @@
     </w:sectPr>
   </w:body>
 </w:document>
+</file>
+
+<file path=word/numbering.xml><?xml version="1.0" encoding="utf-8"?>
+<w:numbering xmlns:wpc="http://schemas.microsoft.com/office/word/2010/wordprocessingCanvas" xmlns:cx="http://schemas.microsoft.com/office/drawing/2014/chartex" xmlns:cx1="http://schemas.microsoft.com/office/drawing/2015/9/8/chartex" xmlns:cx2="http://schemas.microsoft.com/office/drawing/2015/10/21/chartex" xmlns:cx3="http://schemas.microsoft.com/office/drawing/2016/5/9/chartex" xmlns:cx4="http://schemas.microsoft.com/office/drawing/2016/5/10/chartex" xmlns:cx5="http://schemas.microsoft.com/office/drawing/2016/5/11/chartex" xmlns:cx6="http://schemas.microsoft.com/office/drawing/2016/5/12/chartex" xmlns:cx7="http://schemas.microsoft.com/office/drawing/2016/5/13/chartex" xmlns:cx8="http://schemas.microsoft.com/office/drawing/2016/5/14/chartex" xmlns:mc="http://schemas.openxmlformats.org/markup-compatibility/2006" xmlns:aink="http://schemas.microsoft.com/office/drawing/2016/ink" xmlns:am3d="http://schemas.microsoft.com/office/drawing/2017/model3d" xmlns:o="urn:schemas-microsoft-com:office:office" xmlns:oel="http://schemas.microsoft.com/office/2019/extlst" xmlns:r="http://schemas.openxmlformats.org/officeDocument/2006/relationships" xmlns:m="http://schemas.openxmlformats.org/officeDocument/2006/math" xmlns:v="urn:schemas-microsoft-com:vml" xmlns:wp14="http://schemas.microsoft.com/office/word/2010/wordprocessingDrawing" xmlns:wp="http://schemas.openxmlformats.org/drawingml/2006/wordprocessingDrawing" xmlns:w10="urn:schemas-microsoft-com:office:word" xmlns:w="http://schemas.openxmlformats.org/wordprocessingml/2006/main" xmlns:w14="http://schemas.microsoft.com/office/word/2010/wordml" xmlns:w15="http://schemas.microsoft.com/office/word/2012/wordml" xmlns:w16cex="http://schemas.microsoft.com/office/word/2018/wordml/cex" xmlns:w16cid="http://schemas.microsoft.com/office/word/2016/wordml/cid" xmlns:w16="http://schemas.microsoft.com/office/word/2018/wordml" xmlns:w16du="http://schemas.microsoft.com/office/word/2023/wordml/word16du" xmlns:w16sdtdh="http://schemas.microsoft.com/office/word/2020/wordml/sdtdatahash" xmlns:w16sdtfl="http://schemas.microsoft.com/office/word/2024/wordml/sdtformatlock" xmlns:w16se="http://schemas.microsoft.com/office/word/2015/wordml/symex" xmlns:wpg="http://schemas.microsoft.com/office/word/2010/wordprocessingGroup" xmlns:wpi="http://schemas.microsoft.com/office/word/2010/wordprocessingInk" xmlns:wne="http://schemas.microsoft.com/office/word/2006/wordml" xmlns:wps="http://schemas.microsoft.com/office/word/2010/wordprocessingShape" mc:Ignorable="w14 w15 w16se w16cid w16 w16cex w16sdtdh w16sdtfl w16du wp14">
+  <w:abstractNum w:abstractNumId="0" w15:restartNumberingAfterBreak="0">
+    <w:nsid w:val="66DE292F"/>
+    <w:multiLevelType w:val="hybridMultilevel"/>
+    <w:tmpl w:val="971A66C2"/>
+    <w:lvl w:ilvl="0" w:tplc="FCC0FADC">
+      <w:numFmt w:val="bullet"/>
+      <w:lvlText w:val="-"/>
+      <w:lvlJc w:val="left"/>
+      <w:pPr>
+        <w:ind w:left="720" w:hanging="360"/>
+      </w:pPr>
+      <w:rPr>
+        <w:rFonts w:ascii="Aptos" w:eastAsiaTheme="minorHAnsi" w:hAnsi="Aptos" w:cstheme="minorBidi" w:hint="default"/>
+      </w:rPr>
+    </w:lvl>
+    <w:lvl w:ilvl="1" w:tplc="080A0003" w:tentative="1">
+      <w:start w:val="1"/>
+      <w:numFmt w:val="bullet"/>
+      <w:lvlText w:val="o"/>
+      <w:lvlJc w:val="left"/>
+      <w:pPr>
+        <w:ind w:left="1440" w:hanging="360"/>
+      </w:pPr>
+      <w:rPr>
+        <w:rFonts w:ascii="Courier New" w:hAnsi="Courier New" w:cs="Courier New" w:hint="default"/>
+      </w:rPr>
+    </w:lvl>
+    <w:lvl w:ilvl="2" w:tplc="080A0005" w:tentative="1">
+      <w:start w:val="1"/>
+      <w:numFmt w:val="bullet"/>
+      <w:lvlText w:val=""/>
+      <w:lvlJc w:val="left"/>
+      <w:pPr>
+        <w:ind w:left="2160" w:hanging="360"/>
+      </w:pPr>
+      <w:rPr>
+        <w:rFonts w:ascii="Wingdings" w:hAnsi="Wingdings" w:hint="default"/>
+      </w:rPr>
+    </w:lvl>
+    <w:lvl w:ilvl="3" w:tplc="080A0001" w:tentative="1">
+      <w:start w:val="1"/>
+      <w:numFmt w:val="bullet"/>
+      <w:lvlText w:val=""/>
+      <w:lvlJc w:val="left"/>
+      <w:pPr>
+        <w:ind w:left="2880" w:hanging="360"/>
+      </w:pPr>
+      <w:rPr>
+        <w:rFonts w:ascii="Symbol" w:hAnsi="Symbol" w:hint="default"/>
+      </w:rPr>
+    </w:lvl>
+    <w:lvl w:ilvl="4" w:tplc="080A0003" w:tentative="1">
+      <w:start w:val="1"/>
+      <w:numFmt w:val="bullet"/>
+      <w:lvlText w:val="o"/>
+      <w:lvlJc w:val="left"/>
+      <w:pPr>
+        <w:ind w:left="3600" w:hanging="360"/>
+      </w:pPr>
+      <w:rPr>
+        <w:rFonts w:ascii="Courier New" w:hAnsi="Courier New" w:cs="Courier New" w:hint="default"/>
+      </w:rPr>
+    </w:lvl>
+    <w:lvl w:ilvl="5" w:tplc="080A0005" w:tentative="1">
+      <w:start w:val="1"/>
+      <w:numFmt w:val="bullet"/>
+      <w:lvlText w:val=""/>
+      <w:lvlJc w:val="left"/>
+      <w:pPr>
+        <w:ind w:left="4320" w:hanging="360"/>
+      </w:pPr>
+      <w:rPr>
+        <w:rFonts w:ascii="Wingdings" w:hAnsi="Wingdings" w:hint="default"/>
+      </w:rPr>
+    </w:lvl>
+    <w:lvl w:ilvl="6" w:tplc="080A0001" w:tentative="1">
+      <w:start w:val="1"/>
+      <w:numFmt w:val="bullet"/>
+      <w:lvlText w:val=""/>
+      <w:lvlJc w:val="left"/>
+      <w:pPr>
+        <w:ind w:left="5040" w:hanging="360"/>
+      </w:pPr>
+      <w:rPr>
+        <w:rFonts w:ascii="Symbol" w:hAnsi="Symbol" w:hint="default"/>
+      </w:rPr>
+    </w:lvl>
+    <w:lvl w:ilvl="7" w:tplc="080A0003" w:tentative="1">
+      <w:start w:val="1"/>
+      <w:numFmt w:val="bullet"/>
+      <w:lvlText w:val="o"/>
+      <w:lvlJc w:val="left"/>
+      <w:pPr>
+        <w:ind w:left="5760" w:hanging="360"/>
+      </w:pPr>
+      <w:rPr>
+        <w:rFonts w:ascii="Courier New" w:hAnsi="Courier New" w:cs="Courier New" w:hint="default"/>
+      </w:rPr>
+    </w:lvl>
+    <w:lvl w:ilvl="8" w:tplc="080A0005" w:tentative="1">
+      <w:start w:val="1"/>
+      <w:numFmt w:val="bullet"/>
+      <w:lvlText w:val=""/>
+      <w:lvlJc w:val="left"/>
+      <w:pPr>
+        <w:ind w:left="6480" w:hanging="360"/>
+      </w:pPr>
+      <w:rPr>
+        <w:rFonts w:ascii="Wingdings" w:hAnsi="Wingdings" w:hint="default"/>
+      </w:rPr>
+    </w:lvl>
+  </w:abstractNum>
+  <w:num w:numId="1" w16cid:durableId="1906992811">
+    <w:abstractNumId w:val="0"/>
+  </w:num>
+</w:numbering>
 </file>
 
 <file path=word/styles.xml><?xml version="1.0" encoding="utf-8"?>

--- a/COMPOENTES_METODOLOGICOS/GEOREFERENCIACION/recoleccion de informacion.docx
+++ b/COMPOENTES_METODOLOGICOS/GEOREFERENCIACION/recoleccion de informacion.docx
@@ -134,6 +134,53 @@
       <w:proofErr w:type="spellEnd"/>
       <w:r>
         <w:t xml:space="preserve"> ayuda a capturar las coordenadas exactas en el campo y luego con programas que tengan sistema de información geográfica procesan esta información </w:t>
+      </w:r>
+    </w:p>
+    <w:p/>
+    <w:p>
+      <w:r>
+        <w:lastRenderedPageBreak/>
+        <w:t xml:space="preserve">PARA QUE SE UTILIZA? </w:t>
+      </w:r>
+    </w:p>
+    <w:p>
+      <w:r>
+        <w:t xml:space="preserve">Esta tecnología que permite al mundo saber donde esta ocurriendo algo en el mundo real sirve en varias cosas o </w:t>
+      </w:r>
+      <w:proofErr w:type="spellStart"/>
+      <w:r>
+        <w:t>rmas</w:t>
+      </w:r>
+      <w:proofErr w:type="spellEnd"/>
+      <w:r>
+        <w:t xml:space="preserve"> tales como </w:t>
+      </w:r>
+    </w:p>
+    <w:p>
+      <w:r>
+        <w:t xml:space="preserve">TRANPORTE Y DELIVERYS : En si este es el motor de todas las aplicaciones de transporte como </w:t>
+      </w:r>
+      <w:proofErr w:type="spellStart"/>
+      <w:r>
+        <w:t>uber</w:t>
+      </w:r>
+      <w:proofErr w:type="spellEnd"/>
+      <w:r>
+        <w:t xml:space="preserve"> </w:t>
+      </w:r>
+      <w:proofErr w:type="spellStart"/>
+      <w:r>
+        <w:t>rappi</w:t>
+      </w:r>
+      <w:proofErr w:type="spellEnd"/>
+      <w:r>
+        <w:t xml:space="preserve"> mercado libre ETC ya que esta permite calcular rutas en tiempo real rastreando la ubicación exacta de para o destino de envíos </w:t>
+      </w:r>
+    </w:p>
+    <w:p/>
+    <w:p>
+      <w:r>
+        <w:t xml:space="preserve">MARKETNG Y NEGOCIOS: Lo usan las empresas para encontrar información relevante que les pueda servir o ayudar dependiendo el punto en el mundo en el que se encuentran </w:t>
       </w:r>
     </w:p>
     <w:p/>
@@ -872,6 +919,7 @@
   <w:style w:type="character" w:default="1" w:styleId="Fuentedeprrafopredeter">
     <w:name w:val="Default Paragraph Font"/>
     <w:uiPriority w:val="1"/>
+    <w:semiHidden/>
     <w:unhideWhenUsed/>
   </w:style>
   <w:style w:type="table" w:default="1" w:styleId="Tablanormal">

--- a/COMPOENTES_METODOLOGICOS/GEOREFERENCIACION/recoleccion de informacion.docx
+++ b/COMPOENTES_METODOLOGICOS/GEOREFERENCIACION/recoleccion de informacion.docx
@@ -39,8 +39,37 @@
     </w:p>
     <w:p>
       <w:r>
-        <w:t>En este proceso de asignar una ubicación espacial exacta a un elemento esta se pude asignar mediante fotos , un mapa , un predio o con datos estadísticos, el cual se vincula a un sistema de coordenadas terrestres , esto quiere decir que lo que hace es darle a cualquier dato objeto o cosa su dirección en el mundo real .</w:t>
-      </w:r>
+        <w:t xml:space="preserve">En este proceso de asignar una ubicación espacial exacta a un elemento esta se pude asignar mediante </w:t>
+      </w:r>
+      <w:proofErr w:type="gramStart"/>
+      <w:r>
+        <w:t>fotos ,</w:t>
+      </w:r>
+      <w:proofErr w:type="gramEnd"/>
+      <w:r>
+        <w:t xml:space="preserve"> un </w:t>
+      </w:r>
+      <w:proofErr w:type="gramStart"/>
+      <w:r>
+        <w:t>mapa ,</w:t>
+      </w:r>
+      <w:proofErr w:type="gramEnd"/>
+      <w:r>
+        <w:t xml:space="preserve"> un predio o con datos estadísticos, el cual se vincula a un sistema de coordenadas </w:t>
+      </w:r>
+      <w:proofErr w:type="gramStart"/>
+      <w:r>
+        <w:t>terrestres ,</w:t>
+      </w:r>
+      <w:proofErr w:type="gramEnd"/>
+      <w:r>
+        <w:t xml:space="preserve"> esto quiere decir que lo que hace es darle a cualquier dato objeto o cosa su dirección en el mundo </w:t>
+      </w:r>
+      <w:proofErr w:type="gramStart"/>
+      <w:r>
+        <w:t>real .</w:t>
+      </w:r>
+      <w:proofErr w:type="gramEnd"/>
     </w:p>
     <w:p/>
     <w:p>
@@ -110,7 +139,15 @@
     </w:p>
     <w:p>
       <w:r>
-        <w:t xml:space="preserve">PUNTOS DE CONTROL: Con una imagen o un plano sin ubicación , el software toma puntos de referencia visibles y los vincula con las coordenadas reales en el terreno </w:t>
+        <w:t xml:space="preserve">PUNTOS DE CONTROL: Con una imagen o un plano sin </w:t>
+      </w:r>
+      <w:proofErr w:type="gramStart"/>
+      <w:r>
+        <w:t>ubicación ,</w:t>
+      </w:r>
+      <w:proofErr w:type="gramEnd"/>
+      <w:r>
+        <w:t xml:space="preserve"> el software toma puntos de referencia visibles y los vincula con las coordenadas reales en el terreno </w:t>
       </w:r>
     </w:p>
     <w:p/>
@@ -125,56 +162,37 @@
         <w:t xml:space="preserve">WARE Y SOFTWARE: </w:t>
       </w:r>
       <w:r>
-        <w:t xml:space="preserve"> Estos son aquellos que utilizan receptores tales como GPS O GNSS lo </w:t>
-      </w:r>
-      <w:proofErr w:type="spellStart"/>
-      <w:r>
-        <w:t>qe</w:t>
-      </w:r>
-      <w:proofErr w:type="spellEnd"/>
-      <w:r>
-        <w:t xml:space="preserve"> ayuda a capturar las coordenadas exactas en el campo y luego con programas que tengan sistema de información geográfica procesan esta información </w:t>
+        <w:t xml:space="preserve"> Estos son aquellos que utilizan receptores tales como GPS O GNSS lo qe ayuda a capturar las coordenadas exactas en el campo y luego con programas que tengan sistema de información geográfica procesan esta información </w:t>
       </w:r>
     </w:p>
     <w:p/>
     <w:p>
+      <w:proofErr w:type="gramStart"/>
       <w:r>
         <w:lastRenderedPageBreak/>
-        <w:t xml:space="preserve">PARA QUE SE UTILIZA? </w:t>
+        <w:t>PARA QUE SE UTILIZA?</w:t>
+      </w:r>
+      <w:proofErr w:type="gramEnd"/>
+      <w:r>
+        <w:t xml:space="preserve"> </w:t>
       </w:r>
     </w:p>
     <w:p>
       <w:r>
-        <w:t xml:space="preserve">Esta tecnología que permite al mundo saber donde esta ocurriendo algo en el mundo real sirve en varias cosas o </w:t>
-      </w:r>
-      <w:proofErr w:type="spellStart"/>
-      <w:r>
-        <w:t>rmas</w:t>
-      </w:r>
-      <w:proofErr w:type="spellEnd"/>
-      <w:r>
-        <w:t xml:space="preserve"> tales como </w:t>
+        <w:t xml:space="preserve">Esta tecnología que permite al mundo saber donde esta ocurriendo algo en el mundo real sirve en varias cosas o rmas tales como </w:t>
       </w:r>
     </w:p>
     <w:p>
       <w:r>
-        <w:t xml:space="preserve">TRANPORTE Y DELIVERYS : En si este es el motor de todas las aplicaciones de transporte como </w:t>
-      </w:r>
-      <w:proofErr w:type="spellStart"/>
-      <w:r>
-        <w:t>uber</w:t>
-      </w:r>
-      <w:proofErr w:type="spellEnd"/>
-      <w:r>
-        <w:t xml:space="preserve"> </w:t>
-      </w:r>
-      <w:proofErr w:type="spellStart"/>
-      <w:r>
-        <w:t>rappi</w:t>
-      </w:r>
-      <w:proofErr w:type="spellEnd"/>
-      <w:r>
-        <w:t xml:space="preserve"> mercado libre ETC ya que esta permite calcular rutas en tiempo real rastreando la ubicación exacta de para o destino de envíos </w:t>
+        <w:t xml:space="preserve">TRANPORTE Y </w:t>
+      </w:r>
+      <w:proofErr w:type="gramStart"/>
+      <w:r>
+        <w:t>DELIVERYS :</w:t>
+      </w:r>
+      <w:proofErr w:type="gramEnd"/>
+      <w:r>
+        <w:t xml:space="preserve"> En si este es el motor de todas las aplicaciones de transporte como uber rappi mercado libre ETC ya que esta permite calcular rutas en tiempo real rastreando la ubicación exacta de para o destino de envíos </w:t>
       </w:r>
     </w:p>
     <w:p/>
@@ -185,7 +203,45 @@
     </w:p>
     <w:p/>
     <w:p/>
-    <w:p/>
+    <w:p>
+      <w:r>
+        <w:drawing>
+          <wp:inline distT="0" distB="0" distL="0" distR="0" wp14:anchorId="747F646D" wp14:editId="65AB4C56">
+            <wp:extent cx="5612130" cy="3768090"/>
+            <wp:effectExtent l="0" t="0" r="7620" b="3810"/>
+            <wp:docPr id="183979622" name="Imagen 1"/>
+            <wp:cNvGraphicFramePr>
+              <a:graphicFrameLocks xmlns:a="http://schemas.openxmlformats.org/drawingml/2006/main" noChangeAspect="1"/>
+            </wp:cNvGraphicFramePr>
+            <a:graphic xmlns:a="http://schemas.openxmlformats.org/drawingml/2006/main">
+              <a:graphicData uri="http://schemas.openxmlformats.org/drawingml/2006/picture">
+                <pic:pic xmlns:pic="http://schemas.openxmlformats.org/drawingml/2006/picture">
+                  <pic:nvPicPr>
+                    <pic:cNvPr id="183979622" name=""/>
+                    <pic:cNvPicPr/>
+                  </pic:nvPicPr>
+                  <pic:blipFill>
+                    <a:blip r:embed="rId5"/>
+                    <a:stretch>
+                      <a:fillRect/>
+                    </a:stretch>
+                  </pic:blipFill>
+                  <pic:spPr>
+                    <a:xfrm>
+                      <a:off x="0" y="0"/>
+                      <a:ext cx="5612130" cy="3768090"/>
+                    </a:xfrm>
+                    <a:prstGeom prst="rect">
+                      <a:avLst/>
+                    </a:prstGeom>
+                  </pic:spPr>
+                </pic:pic>
+              </a:graphicData>
+            </a:graphic>
+          </wp:inline>
+        </w:drawing>
+      </w:r>
+    </w:p>
     <w:sectPr>
       <w:pgSz w:w="12240" w:h="15840"/>
       <w:pgMar w:top="1417" w:right="1701" w:bottom="1417" w:left="1701" w:header="708" w:footer="708" w:gutter="0"/>
